--- a/Week7/Labs/S2 - PRACTICE - Event and State.docx
+++ b/Week7/Labs/S2 - PRACTICE - Event and State.docx
@@ -1,10 +1,11 @@
 
 <file path=word/document.xml><?xml version="1.0" encoding="utf-8"?>
-<w:document xmlns:wpc="http://schemas.microsoft.com/office/word/2010/wordprocessingCanvas" xmlns:cx="http://schemas.microsoft.com/office/drawing/2014/chartex" xmlns:cx1="http://schemas.microsoft.com/office/drawing/2015/9/8/chartex" xmlns:cx2="http://schemas.microsoft.com/office/drawing/2015/10/21/chartex" xmlns:cx3="http://schemas.microsoft.com/office/drawing/2016/5/9/chartex" xmlns:cx4="http://schemas.microsoft.com/office/drawing/2016/5/10/chartex" xmlns:cx5="http://schemas.microsoft.com/office/drawing/2016/5/11/chartex" xmlns:cx6="http://schemas.microsoft.com/office/drawing/2016/5/12/chartex" xmlns:cx7="http://schemas.microsoft.com/office/drawing/2016/5/13/chartex" xmlns:cx8="http://schemas.microsoft.com/office/drawing/2016/5/14/chartex" xmlns:mc="http://schemas.openxmlformats.org/markup-compatibility/2006" xmlns:aink="http://schemas.microsoft.com/office/drawing/2016/ink" xmlns:am3d="http://schemas.microsoft.com/office/drawing/2017/model3d" xmlns:o="urn:schemas-microsoft-com:office:office" xmlns:r="http://schemas.openxmlformats.org/officeDocument/2006/relationships" xmlns:m="http://schemas.openxmlformats.org/officeDocument/2006/math" xmlns:v="urn:schemas-microsoft-com:vml" xmlns:wp14="http://schemas.microsoft.com/office/word/2010/wordprocessingDrawing" xmlns:wp="http://schemas.openxmlformats.org/drawingml/2006/wordprocessingDrawing" xmlns:w10="urn:schemas-microsoft-com:office:word" xmlns:w="http://schemas.openxmlformats.org/wordprocessingml/2006/main" xmlns:w14="http://schemas.microsoft.com/office/word/2010/wordml" xmlns:w15="http://schemas.microsoft.com/office/word/2012/wordml" xmlns:w16cex="http://schemas.microsoft.com/office/word/2018/wordml/cex" xmlns:w16cid="http://schemas.microsoft.com/office/word/2016/wordml/cid" xmlns:w16="http://schemas.microsoft.com/office/word/2018/wordml" xmlns:w16sdtdh="http://schemas.microsoft.com/office/word/2020/wordml/sdtdatahash" xmlns:w16se="http://schemas.microsoft.com/office/word/2015/wordml/symex" xmlns:wpg="http://schemas.microsoft.com/office/word/2010/wordprocessingGroup" xmlns:wpi="http://schemas.microsoft.com/office/word/2010/wordprocessingInk" xmlns:wne="http://schemas.microsoft.com/office/word/2006/wordml" xmlns:wps="http://schemas.microsoft.com/office/word/2010/wordprocessingShape" mc:Ignorable="w14 w15 w16se w16cid w16 w16cex w16sdtdh wp14">
+<w:document xmlns:wpc="http://schemas.microsoft.com/office/word/2010/wordprocessingCanvas" xmlns:cx="http://schemas.microsoft.com/office/drawing/2014/chartex" xmlns:cx1="http://schemas.microsoft.com/office/drawing/2015/9/8/chartex" xmlns:cx2="http://schemas.microsoft.com/office/drawing/2015/10/21/chartex" xmlns:cx3="http://schemas.microsoft.com/office/drawing/2016/5/9/chartex" xmlns:cx4="http://schemas.microsoft.com/office/drawing/2016/5/10/chartex" xmlns:cx5="http://schemas.microsoft.com/office/drawing/2016/5/11/chartex" xmlns:cx6="http://schemas.microsoft.com/office/drawing/2016/5/12/chartex" xmlns:cx7="http://schemas.microsoft.com/office/drawing/2016/5/13/chartex" xmlns:cx8="http://schemas.microsoft.com/office/drawing/2016/5/14/chartex" xmlns:mc="http://schemas.openxmlformats.org/markup-compatibility/2006" xmlns:aink="http://schemas.microsoft.com/office/drawing/2016/ink" xmlns:am3d="http://schemas.microsoft.com/office/drawing/2017/model3d" xmlns:o="urn:schemas-microsoft-com:office:office" xmlns:oel="http://schemas.microsoft.com/office/2019/extlst" xmlns:r="http://schemas.openxmlformats.org/officeDocument/2006/relationships" xmlns:m="http://schemas.openxmlformats.org/officeDocument/2006/math" xmlns:v="urn:schemas-microsoft-com:vml" xmlns:wp14="http://schemas.microsoft.com/office/word/2010/wordprocessingDrawing" xmlns:wp="http://schemas.openxmlformats.org/drawingml/2006/wordprocessingDrawing" xmlns:w10="urn:schemas-microsoft-com:office:word" xmlns:w="http://schemas.openxmlformats.org/wordprocessingml/2006/main" xmlns:w14="http://schemas.microsoft.com/office/word/2010/wordml" xmlns:w15="http://schemas.microsoft.com/office/word/2012/wordml" xmlns:w16cex="http://schemas.microsoft.com/office/word/2018/wordml/cex" xmlns:w16cid="http://schemas.microsoft.com/office/word/2016/wordml/cid" xmlns:w16="http://schemas.microsoft.com/office/word/2018/wordml" xmlns:w16du="http://schemas.microsoft.com/office/word/2023/wordml/word16du" xmlns:w16sdtdh="http://schemas.microsoft.com/office/word/2020/wordml/sdtdatahash" xmlns:w16sdtfl="http://schemas.microsoft.com/office/word/2024/wordml/sdtformatlock" xmlns:w16se="http://schemas.microsoft.com/office/word/2015/wordml/symex" xmlns:wpg="http://schemas.microsoft.com/office/word/2010/wordprocessingGroup" xmlns:wpi="http://schemas.microsoft.com/office/word/2010/wordprocessingInk" xmlns:wne="http://schemas.microsoft.com/office/word/2006/wordml" xmlns:wps="http://schemas.microsoft.com/office/word/2010/wordprocessingShape" mc:Ignorable="w14 w15 w16se w16cid w16 w16cex w16sdtdh w16sdtfl w16du wp14">
   <w:body>
     <w:p>
       <w:pPr>
         <w:pStyle w:val="Title"/>
+        <w:ind w:firstLine="720"/>
       </w:pPr>
       <w:r>
         <w:rPr>
@@ -69,7 +70,7 @@
                     <pic:cNvPicPr preferRelativeResize="0"/>
                   </pic:nvPicPr>
                   <pic:blipFill>
-                    <a:blip r:embed="rId8"/>
+                    <a:blip r:embed="rId11"/>
                     <a:srcRect/>
                     <a:stretch>
                       <a:fillRect/>
@@ -199,6 +200,7 @@
         </w:rPr>
         <w:t xml:space="preserve"> </w:t>
       </w:r>
+      <w:proofErr w:type="spellStart"/>
       <w:r>
         <w:rPr>
           <w:b/>
@@ -207,6 +209,7 @@
         </w:rPr>
         <w:t>textfield</w:t>
       </w:r>
+      <w:proofErr w:type="spellEnd"/>
     </w:p>
     <w:p>
       <w:pPr>
@@ -262,7 +265,7 @@
                     <pic:cNvPicPr preferRelativeResize="0"/>
                   </pic:nvPicPr>
                   <pic:blipFill>
-                    <a:blip r:embed="rId9"/>
+                    <a:blip r:embed="rId12"/>
                     <a:srcRect/>
                     <a:stretch>
                       <a:fillRect/>
@@ -378,13 +381,23 @@
         </w:rPr>
         <w:t xml:space="preserve">Run </w:t>
       </w:r>
+      <w:proofErr w:type="spellStart"/>
       <w:r>
         <w:rPr>
           <w:rFonts w:ascii="Consolas" w:eastAsia="Consolas" w:hAnsi="Consolas" w:cs="Consolas"/>
           <w:color w:val="000000"/>
           <w:highlight w:val="lightGray"/>
         </w:rPr>
-        <w:t>npm install</w:t>
+        <w:t>npm</w:t>
+      </w:r>
+      <w:proofErr w:type="spellEnd"/>
+      <w:r>
+        <w:rPr>
+          <w:rFonts w:ascii="Consolas" w:eastAsia="Consolas" w:hAnsi="Consolas" w:cs="Consolas"/>
+          <w:color w:val="000000"/>
+          <w:highlight w:val="lightGray"/>
+        </w:rPr>
+        <w:t xml:space="preserve"> install</w:t>
       </w:r>
     </w:p>
     <w:p>
@@ -410,6 +423,7 @@
         </w:rPr>
         <w:t xml:space="preserve">Or move an existing </w:t>
       </w:r>
+      <w:proofErr w:type="spellStart"/>
       <w:r>
         <w:rPr>
           <w:rFonts w:ascii="Consolas" w:eastAsia="Consolas" w:hAnsi="Consolas" w:cs="Consolas"/>
@@ -418,6 +432,7 @@
         </w:rPr>
         <w:t>node_modules</w:t>
       </w:r>
+      <w:proofErr w:type="spellEnd"/>
       <w:r>
         <w:rPr>
           <w:color w:val="000000"/>
@@ -457,7 +472,7 @@
                     <pic:cNvPicPr preferRelativeResize="0"/>
                   </pic:nvPicPr>
                   <pic:blipFill>
-                    <a:blip r:embed="rId10"/>
+                    <a:blip r:embed="rId13"/>
                     <a:srcRect/>
                     <a:stretch>
                       <a:fillRect/>
@@ -581,7 +596,7 @@
         </w:rPr>
         <w:t xml:space="preserve">on this GitHub repository (if you are lost, </w:t>
       </w:r>
-      <w:hyperlink r:id="rId11">
+      <w:hyperlink r:id="rId14">
         <w:r>
           <w:rPr>
             <w:color w:val="0000FF"/>
@@ -667,7 +682,15 @@
           <w:color w:val="000000"/>
           <w:highlight w:val="lightGray"/>
         </w:rPr>
-        <w:t xml:space="preserve"> C2-S6 PRACTICE</w:t>
+        <w:t xml:space="preserve"> C2-S6 </w:t>
+      </w:r>
+      <w:proofErr w:type="spellStart"/>
+      <w:r>
+        <w:rPr>
+          <w:color w:val="000000"/>
+          <w:highlight w:val="lightGray"/>
+        </w:rPr>
+        <w:t>PRACTICE</w:t>
       </w:r>
       <w:r>
         <w:rPr>
@@ -677,6 +700,7 @@
         </w:rPr>
         <w:t>.git</w:t>
       </w:r>
+      <w:proofErr w:type="spellEnd"/>
       <w:r>
         <w:rPr>
           <w:color w:val="000000"/>
@@ -709,7 +733,7 @@
                     <pic:cNvPicPr preferRelativeResize="0"/>
                   </pic:nvPicPr>
                   <pic:blipFill>
-                    <a:blip r:embed="rId12"/>
+                    <a:blip r:embed="rId15"/>
                     <a:srcRect/>
                     <a:stretch>
                       <a:fillRect/>
@@ -755,7 +779,7 @@
       </w:r>
     </w:p>
     <w:p>
-      <w:hyperlink r:id="rId13" w:history="1">
+      <w:hyperlink r:id="rId16" w:history="1">
         <w:r>
           <w:rPr>
             <w:rStyle w:val="Hyperlink"/>
@@ -765,7 +789,7 @@
       </w:hyperlink>
     </w:p>
     <w:p>
-      <w:hyperlink r:id="rId14" w:history="1">
+      <w:hyperlink r:id="rId17" w:history="1">
         <w:r>
           <w:rPr>
             <w:rStyle w:val="Hyperlink"/>
@@ -951,6 +975,7 @@
       <w:r>
         <w:t xml:space="preserve">with a Boolean value: </w:t>
       </w:r>
+      <w:proofErr w:type="spellStart"/>
       <w:r>
         <w:rPr>
           <w:rFonts w:ascii="Consolas" w:eastAsia="Consolas" w:hAnsi="Consolas" w:cs="Consolas"/>
@@ -958,6 +983,7 @@
         </w:rPr>
         <w:t>isRaining</w:t>
       </w:r>
+      <w:proofErr w:type="spellEnd"/>
     </w:p>
     <w:p>
       <w:pPr>
@@ -1315,6 +1341,7 @@
       <w:r>
         <w:t xml:space="preserve">  The last step if to update the &lt;main&gt; background and the &lt;h1&gt; text according to the </w:t>
       </w:r>
+      <w:proofErr w:type="spellStart"/>
       <w:r>
         <w:rPr>
           <w:rFonts w:ascii="Consolas" w:eastAsia="Consolas" w:hAnsi="Consolas" w:cs="Consolas"/>
@@ -1322,6 +1349,7 @@
         </w:rPr>
         <w:t>isRaining</w:t>
       </w:r>
+      <w:proofErr w:type="spellEnd"/>
       <w:r>
         <w:t xml:space="preserve"> state</w:t>
       </w:r>
@@ -1463,7 +1491,7 @@
                     <pic:cNvPicPr preferRelativeResize="0"/>
                   </pic:nvPicPr>
                   <pic:blipFill>
-                    <a:blip r:embed="rId15"/>
+                    <a:blip r:embed="rId18"/>
                     <a:srcRect/>
                     <a:stretch>
                       <a:fillRect/>
@@ -1512,7 +1540,7 @@
                     <pic:cNvPicPr preferRelativeResize="0"/>
                   </pic:nvPicPr>
                   <pic:blipFill>
-                    <a:blip r:embed="rId16"/>
+                    <a:blip r:embed="rId19"/>
                     <a:srcRect/>
                     <a:stretch>
                       <a:fillRect/>
@@ -1584,7 +1612,15 @@
         <w:t>convert</w:t>
       </w:r>
       <w:r>
-        <w:t xml:space="preserve"> some text entered in the textfield to </w:t>
+        <w:t xml:space="preserve"> some text entered in the </w:t>
+      </w:r>
+      <w:proofErr w:type="spellStart"/>
+      <w:r>
+        <w:t>textfield</w:t>
+      </w:r>
+      <w:proofErr w:type="spellEnd"/>
+      <w:r>
+        <w:t xml:space="preserve"> to </w:t>
       </w:r>
       <w:r>
         <w:rPr>
@@ -1602,7 +1638,15 @@
         <w:t>Step 1:</w:t>
       </w:r>
       <w:r>
-        <w:t xml:space="preserve">    Handle the textfield event when a key is pressed </w:t>
+        <w:t xml:space="preserve">    Handle the </w:t>
+      </w:r>
+      <w:proofErr w:type="spellStart"/>
+      <w:r>
+        <w:t>textfield</w:t>
+      </w:r>
+      <w:proofErr w:type="spellEnd"/>
+      <w:r>
+        <w:t xml:space="preserve"> event when a key is pressed </w:t>
       </w:r>
     </w:p>
     <w:p>
@@ -1742,7 +1786,21 @@
         <w:rPr>
           <w:color w:val="000000"/>
         </w:rPr>
-        <w:t>How to update this state with the current textfield value? And when?</w:t>
+        <w:t xml:space="preserve">How to update this state with the current </w:t>
+      </w:r>
+      <w:proofErr w:type="spellStart"/>
+      <w:r>
+        <w:rPr>
+          <w:color w:val="000000"/>
+        </w:rPr>
+        <w:t>textfield</w:t>
+      </w:r>
+      <w:proofErr w:type="spellEnd"/>
+      <w:r>
+        <w:rPr>
+          <w:color w:val="000000"/>
+        </w:rPr>
+        <w:t xml:space="preserve"> value? And when?</w:t>
       </w:r>
     </w:p>
     <w:p/>
@@ -1754,8 +1812,13 @@
         <w:t>Step 3:</w:t>
       </w:r>
       <w:r>
-        <w:t xml:space="preserve">    Finally display the text in lower case in the second textfield</w:t>
-      </w:r>
+        <w:t xml:space="preserve">    Finally display the text in lower case in the second </w:t>
+      </w:r>
+      <w:proofErr w:type="spellStart"/>
+      <w:r>
+        <w:t>textfield</w:t>
+      </w:r>
+      <w:proofErr w:type="spellEnd"/>
     </w:p>
     <w:p>
       <w:pPr>
@@ -1802,7 +1865,7 @@
                     <pic:cNvPicPr preferRelativeResize="0"/>
                   </pic:nvPicPr>
                   <pic:blipFill>
-                    <a:blip r:embed="rId17"/>
+                    <a:blip r:embed="rId20"/>
                     <a:srcRect/>
                     <a:stretch>
                       <a:fillRect/>
@@ -1896,7 +1959,21 @@
         <w:rPr>
           <w:color w:val="000000"/>
         </w:rPr>
-        <w:t>If the textfields do not contain numbers, you need to display a red warning (see the pictures).</w:t>
+        <w:t xml:space="preserve">If the </w:t>
+      </w:r>
+      <w:proofErr w:type="spellStart"/>
+      <w:r>
+        <w:rPr>
+          <w:color w:val="000000"/>
+        </w:rPr>
+        <w:t>textfields</w:t>
+      </w:r>
+      <w:proofErr w:type="spellEnd"/>
+      <w:r>
+        <w:rPr>
+          <w:color w:val="000000"/>
+        </w:rPr>
+        <w:t xml:space="preserve"> do not contain numbers, you need to display a red warning (see the pictures).</w:t>
       </w:r>
     </w:p>
     <w:p/>
@@ -2159,7 +2236,7 @@
                     <pic:cNvPicPr preferRelativeResize="0"/>
                   </pic:nvPicPr>
                   <pic:blipFill>
-                    <a:blip r:embed="rId18"/>
+                    <a:blip r:embed="rId21"/>
                     <a:srcRect/>
                     <a:stretch>
                       <a:fillRect/>
@@ -2202,7 +2279,7 @@
                     <pic:cNvPicPr preferRelativeResize="0"/>
                   </pic:nvPicPr>
                   <pic:blipFill>
-                    <a:blip r:embed="rId19"/>
+                    <a:blip r:embed="rId22"/>
                     <a:srcRect/>
                     <a:stretch>
                       <a:fillRect/>
@@ -2471,7 +2548,7 @@
                     <pic:cNvPicPr preferRelativeResize="0"/>
                   </pic:nvPicPr>
                   <pic:blipFill>
-                    <a:blip r:embed="rId20"/>
+                    <a:blip r:embed="rId23"/>
                     <a:srcRect/>
                     <a:stretch>
                       <a:fillRect/>
@@ -2657,6 +2734,7 @@
         </w:rPr>
         <w:t xml:space="preserve">: don’t forget to run </w:t>
       </w:r>
+      <w:proofErr w:type="spellStart"/>
       <w:r>
         <w:rPr>
           <w:color w:val="000000"/>
@@ -2664,14 +2742,25 @@
         </w:rPr>
         <w:t>npm</w:t>
       </w:r>
+      <w:proofErr w:type="spellEnd"/>
       <w:r>
         <w:rPr>
           <w:rFonts w:ascii="Consolas" w:eastAsia="Consolas" w:hAnsi="Consolas" w:cs="Consolas"/>
           <w:color w:val="000000"/>
           <w:highlight w:val="lightGray"/>
         </w:rPr>
-        <w:t xml:space="preserve"> i</w:t>
-      </w:r>
+        <w:t xml:space="preserve"> </w:t>
+      </w:r>
+      <w:proofErr w:type="spellStart"/>
+      <w:r>
+        <w:rPr>
+          <w:rFonts w:ascii="Consolas" w:eastAsia="Consolas" w:hAnsi="Consolas" w:cs="Consolas"/>
+          <w:color w:val="000000"/>
+          <w:highlight w:val="lightGray"/>
+        </w:rPr>
+        <w:t>i</w:t>
+      </w:r>
+      <w:proofErr w:type="spellEnd"/>
       <w:r>
         <w:rPr>
           <w:color w:val="000000"/>
@@ -2699,7 +2788,7 @@
         </w:rPr>
         <w:t xml:space="preserve">If you want to know how to use icons: </w:t>
       </w:r>
-      <w:hyperlink r:id="rId21">
+      <w:hyperlink r:id="rId24">
         <w:r>
           <w:rPr>
             <w:color w:val="0000FF"/>
@@ -2733,7 +2822,7 @@
                     <pic:cNvPicPr preferRelativeResize="0"/>
                   </pic:nvPicPr>
                   <pic:blipFill>
-                    <a:blip r:embed="rId22"/>
+                    <a:blip r:embed="rId25"/>
                     <a:srcRect/>
                     <a:stretch>
                       <a:fillRect/>
@@ -2760,9 +2849,9 @@
       </w:r>
     </w:p>
     <w:sectPr>
-      <w:headerReference w:type="default" r:id="rId23"/>
-      <w:headerReference w:type="first" r:id="rId24"/>
-      <w:footerReference w:type="first" r:id="rId25"/>
+      <w:headerReference w:type="default" r:id="rId26"/>
+      <w:headerReference w:type="first" r:id="rId27"/>
+      <w:footerReference w:type="first" r:id="rId28"/>
       <w:pgSz w:w="12240" w:h="15840"/>
       <w:pgMar w:top="709" w:right="1440" w:bottom="450" w:left="1440" w:header="450" w:footer="720" w:gutter="0"/>
       <w:pgNumType w:start="1"/>
@@ -2774,7 +2863,7 @@
 </file>
 
 <file path=word/endnotes.xml><?xml version="1.0" encoding="utf-8"?>
-<w:endnotes xmlns:wpc="http://schemas.microsoft.com/office/word/2010/wordprocessingCanvas" xmlns:cx="http://schemas.microsoft.com/office/drawing/2014/chartex" xmlns:cx1="http://schemas.microsoft.com/office/drawing/2015/9/8/chartex" xmlns:cx2="http://schemas.microsoft.com/office/drawing/2015/10/21/chartex" xmlns:cx3="http://schemas.microsoft.com/office/drawing/2016/5/9/chartex" xmlns:cx4="http://schemas.microsoft.com/office/drawing/2016/5/10/chartex" xmlns:cx5="http://schemas.microsoft.com/office/drawing/2016/5/11/chartex" xmlns:cx6="http://schemas.microsoft.com/office/drawing/2016/5/12/chartex" xmlns:cx7="http://schemas.microsoft.com/office/drawing/2016/5/13/chartex" xmlns:cx8="http://schemas.microsoft.com/office/drawing/2016/5/14/chartex" xmlns:mc="http://schemas.openxmlformats.org/markup-compatibility/2006" xmlns:aink="http://schemas.microsoft.com/office/drawing/2016/ink" xmlns:am3d="http://schemas.microsoft.com/office/drawing/2017/model3d" xmlns:o="urn:schemas-microsoft-com:office:office" xmlns:r="http://schemas.openxmlformats.org/officeDocument/2006/relationships" xmlns:m="http://schemas.openxmlformats.org/officeDocument/2006/math" xmlns:v="urn:schemas-microsoft-com:vml" xmlns:wp14="http://schemas.microsoft.com/office/word/2010/wordprocessingDrawing" xmlns:wp="http://schemas.openxmlformats.org/drawingml/2006/wordprocessingDrawing" xmlns:w10="urn:schemas-microsoft-com:office:word" xmlns:w="http://schemas.openxmlformats.org/wordprocessingml/2006/main" xmlns:w14="http://schemas.microsoft.com/office/word/2010/wordml" xmlns:w15="http://schemas.microsoft.com/office/word/2012/wordml" xmlns:w16cex="http://schemas.microsoft.com/office/word/2018/wordml/cex" xmlns:w16cid="http://schemas.microsoft.com/office/word/2016/wordml/cid" xmlns:w16="http://schemas.microsoft.com/office/word/2018/wordml" xmlns:w16sdtdh="http://schemas.microsoft.com/office/word/2020/wordml/sdtdatahash" xmlns:w16se="http://schemas.microsoft.com/office/word/2015/wordml/symex" xmlns:wpg="http://schemas.microsoft.com/office/word/2010/wordprocessingGroup" xmlns:wpi="http://schemas.microsoft.com/office/word/2010/wordprocessingInk" xmlns:wne="http://schemas.microsoft.com/office/word/2006/wordml" xmlns:wps="http://schemas.microsoft.com/office/word/2010/wordprocessingShape" mc:Ignorable="w14 w15 w16se w16cid w16 w16cex w16sdtdh wp14">
+<w:endnotes xmlns:wpc="http://schemas.microsoft.com/office/word/2010/wordprocessingCanvas" xmlns:cx="http://schemas.microsoft.com/office/drawing/2014/chartex" xmlns:cx1="http://schemas.microsoft.com/office/drawing/2015/9/8/chartex" xmlns:cx2="http://schemas.microsoft.com/office/drawing/2015/10/21/chartex" xmlns:cx3="http://schemas.microsoft.com/office/drawing/2016/5/9/chartex" xmlns:cx4="http://schemas.microsoft.com/office/drawing/2016/5/10/chartex" xmlns:cx5="http://schemas.microsoft.com/office/drawing/2016/5/11/chartex" xmlns:cx6="http://schemas.microsoft.com/office/drawing/2016/5/12/chartex" xmlns:cx7="http://schemas.microsoft.com/office/drawing/2016/5/13/chartex" xmlns:cx8="http://schemas.microsoft.com/office/drawing/2016/5/14/chartex" xmlns:mc="http://schemas.openxmlformats.org/markup-compatibility/2006" xmlns:aink="http://schemas.microsoft.com/office/drawing/2016/ink" xmlns:am3d="http://schemas.microsoft.com/office/drawing/2017/model3d" xmlns:o="urn:schemas-microsoft-com:office:office" xmlns:oel="http://schemas.microsoft.com/office/2019/extlst" xmlns:r="http://schemas.openxmlformats.org/officeDocument/2006/relationships" xmlns:m="http://schemas.openxmlformats.org/officeDocument/2006/math" xmlns:v="urn:schemas-microsoft-com:vml" xmlns:wp14="http://schemas.microsoft.com/office/word/2010/wordprocessingDrawing" xmlns:wp="http://schemas.openxmlformats.org/drawingml/2006/wordprocessingDrawing" xmlns:w10="urn:schemas-microsoft-com:office:word" xmlns:w="http://schemas.openxmlformats.org/wordprocessingml/2006/main" xmlns:w14="http://schemas.microsoft.com/office/word/2010/wordml" xmlns:w15="http://schemas.microsoft.com/office/word/2012/wordml" xmlns:w16cex="http://schemas.microsoft.com/office/word/2018/wordml/cex" xmlns:w16cid="http://schemas.microsoft.com/office/word/2016/wordml/cid" xmlns:w16="http://schemas.microsoft.com/office/word/2018/wordml" xmlns:w16du="http://schemas.microsoft.com/office/word/2023/wordml/word16du" xmlns:w16sdtdh="http://schemas.microsoft.com/office/word/2020/wordml/sdtdatahash" xmlns:w16sdtfl="http://schemas.microsoft.com/office/word/2024/wordml/sdtformatlock" xmlns:w16se="http://schemas.microsoft.com/office/word/2015/wordml/symex" xmlns:wpg="http://schemas.microsoft.com/office/word/2010/wordprocessingGroup" xmlns:wpi="http://schemas.microsoft.com/office/word/2010/wordprocessingInk" xmlns:wne="http://schemas.microsoft.com/office/word/2006/wordml" xmlns:wps="http://schemas.microsoft.com/office/word/2010/wordprocessingShape" mc:Ignorable="w14 w15 w16se w16cid w16 w16cex w16sdtdh w16sdtfl w16du wp14">
   <w:endnote w:type="separator" w:id="-1">
     <w:p>
       <w:pPr>
@@ -2806,7 +2895,7 @@
 </file>
 
 <file path=word/footer1.xml><?xml version="1.0" encoding="utf-8"?>
-<w:ftr xmlns:wpc="http://schemas.microsoft.com/office/word/2010/wordprocessingCanvas" xmlns:cx="http://schemas.microsoft.com/office/drawing/2014/chartex" xmlns:cx1="http://schemas.microsoft.com/office/drawing/2015/9/8/chartex" xmlns:cx2="http://schemas.microsoft.com/office/drawing/2015/10/21/chartex" xmlns:cx3="http://schemas.microsoft.com/office/drawing/2016/5/9/chartex" xmlns:cx4="http://schemas.microsoft.com/office/drawing/2016/5/10/chartex" xmlns:cx5="http://schemas.microsoft.com/office/drawing/2016/5/11/chartex" xmlns:cx6="http://schemas.microsoft.com/office/drawing/2016/5/12/chartex" xmlns:cx7="http://schemas.microsoft.com/office/drawing/2016/5/13/chartex" xmlns:cx8="http://schemas.microsoft.com/office/drawing/2016/5/14/chartex" xmlns:mc="http://schemas.openxmlformats.org/markup-compatibility/2006" xmlns:aink="http://schemas.microsoft.com/office/drawing/2016/ink" xmlns:am3d="http://schemas.microsoft.com/office/drawing/2017/model3d" xmlns:o="urn:schemas-microsoft-com:office:office" xmlns:r="http://schemas.openxmlformats.org/officeDocument/2006/relationships" xmlns:m="http://schemas.openxmlformats.org/officeDocument/2006/math" xmlns:v="urn:schemas-microsoft-com:vml" xmlns:wp14="http://schemas.microsoft.com/office/word/2010/wordprocessingDrawing" xmlns:wp="http://schemas.openxmlformats.org/drawingml/2006/wordprocessingDrawing" xmlns:w10="urn:schemas-microsoft-com:office:word" xmlns:w="http://schemas.openxmlformats.org/wordprocessingml/2006/main" xmlns:w14="http://schemas.microsoft.com/office/word/2010/wordml" xmlns:w15="http://schemas.microsoft.com/office/word/2012/wordml" xmlns:w16cex="http://schemas.microsoft.com/office/word/2018/wordml/cex" xmlns:w16cid="http://schemas.microsoft.com/office/word/2016/wordml/cid" xmlns:w16="http://schemas.microsoft.com/office/word/2018/wordml" xmlns:w16sdtdh="http://schemas.microsoft.com/office/word/2020/wordml/sdtdatahash" xmlns:w16se="http://schemas.microsoft.com/office/word/2015/wordml/symex" xmlns:wpg="http://schemas.microsoft.com/office/word/2010/wordprocessingGroup" xmlns:wpi="http://schemas.microsoft.com/office/word/2010/wordprocessingInk" xmlns:wne="http://schemas.microsoft.com/office/word/2006/wordml" xmlns:wps="http://schemas.microsoft.com/office/word/2010/wordprocessingShape" mc:Ignorable="w14 w15 w16se w16cid w16 w16cex w16sdtdh wp14">
+<w:ftr xmlns:wpc="http://schemas.microsoft.com/office/word/2010/wordprocessingCanvas" xmlns:cx="http://schemas.microsoft.com/office/drawing/2014/chartex" xmlns:cx1="http://schemas.microsoft.com/office/drawing/2015/9/8/chartex" xmlns:cx2="http://schemas.microsoft.com/office/drawing/2015/10/21/chartex" xmlns:cx3="http://schemas.microsoft.com/office/drawing/2016/5/9/chartex" xmlns:cx4="http://schemas.microsoft.com/office/drawing/2016/5/10/chartex" xmlns:cx5="http://schemas.microsoft.com/office/drawing/2016/5/11/chartex" xmlns:cx6="http://schemas.microsoft.com/office/drawing/2016/5/12/chartex" xmlns:cx7="http://schemas.microsoft.com/office/drawing/2016/5/13/chartex" xmlns:cx8="http://schemas.microsoft.com/office/drawing/2016/5/14/chartex" xmlns:mc="http://schemas.openxmlformats.org/markup-compatibility/2006" xmlns:aink="http://schemas.microsoft.com/office/drawing/2016/ink" xmlns:am3d="http://schemas.microsoft.com/office/drawing/2017/model3d" xmlns:o="urn:schemas-microsoft-com:office:office" xmlns:oel="http://schemas.microsoft.com/office/2019/extlst" xmlns:r="http://schemas.openxmlformats.org/officeDocument/2006/relationships" xmlns:m="http://schemas.openxmlformats.org/officeDocument/2006/math" xmlns:v="urn:schemas-microsoft-com:vml" xmlns:wp14="http://schemas.microsoft.com/office/word/2010/wordprocessingDrawing" xmlns:wp="http://schemas.openxmlformats.org/drawingml/2006/wordprocessingDrawing" xmlns:w10="urn:schemas-microsoft-com:office:word" xmlns:w="http://schemas.openxmlformats.org/wordprocessingml/2006/main" xmlns:w14="http://schemas.microsoft.com/office/word/2010/wordml" xmlns:w15="http://schemas.microsoft.com/office/word/2012/wordml" xmlns:w16cex="http://schemas.microsoft.com/office/word/2018/wordml/cex" xmlns:w16cid="http://schemas.microsoft.com/office/word/2016/wordml/cid" xmlns:w16="http://schemas.microsoft.com/office/word/2018/wordml" xmlns:w16du="http://schemas.microsoft.com/office/word/2023/wordml/word16du" xmlns:w16sdtdh="http://schemas.microsoft.com/office/word/2020/wordml/sdtdatahash" xmlns:w16sdtfl="http://schemas.microsoft.com/office/word/2024/wordml/sdtformatlock" xmlns:w16se="http://schemas.microsoft.com/office/word/2015/wordml/symex" xmlns:wpg="http://schemas.microsoft.com/office/word/2010/wordprocessingGroup" xmlns:wpi="http://schemas.microsoft.com/office/word/2010/wordprocessingInk" xmlns:wne="http://schemas.microsoft.com/office/word/2006/wordml" xmlns:wps="http://schemas.microsoft.com/office/word/2010/wordprocessingShape" mc:Ignorable="w14 w15 w16se w16cid w16 w16cex w16sdtdh w16sdtfl w16du wp14">
   <w:p>
     <w:pPr>
       <w:pBdr>
@@ -2872,7 +2961,7 @@
 </file>
 
 <file path=word/footnotes.xml><?xml version="1.0" encoding="utf-8"?>
-<w:footnotes xmlns:wpc="http://schemas.microsoft.com/office/word/2010/wordprocessingCanvas" xmlns:cx="http://schemas.microsoft.com/office/drawing/2014/chartex" xmlns:cx1="http://schemas.microsoft.com/office/drawing/2015/9/8/chartex" xmlns:cx2="http://schemas.microsoft.com/office/drawing/2015/10/21/chartex" xmlns:cx3="http://schemas.microsoft.com/office/drawing/2016/5/9/chartex" xmlns:cx4="http://schemas.microsoft.com/office/drawing/2016/5/10/chartex" xmlns:cx5="http://schemas.microsoft.com/office/drawing/2016/5/11/chartex" xmlns:cx6="http://schemas.microsoft.com/office/drawing/2016/5/12/chartex" xmlns:cx7="http://schemas.microsoft.com/office/drawing/2016/5/13/chartex" xmlns:cx8="http://schemas.microsoft.com/office/drawing/2016/5/14/chartex" xmlns:mc="http://schemas.openxmlformats.org/markup-compatibility/2006" xmlns:aink="http://schemas.microsoft.com/office/drawing/2016/ink" xmlns:am3d="http://schemas.microsoft.com/office/drawing/2017/model3d" xmlns:o="urn:schemas-microsoft-com:office:office" xmlns:r="http://schemas.openxmlformats.org/officeDocument/2006/relationships" xmlns:m="http://schemas.openxmlformats.org/officeDocument/2006/math" xmlns:v="urn:schemas-microsoft-com:vml" xmlns:wp14="http://schemas.microsoft.com/office/word/2010/wordprocessingDrawing" xmlns:wp="http://schemas.openxmlformats.org/drawingml/2006/wordprocessingDrawing" xmlns:w10="urn:schemas-microsoft-com:office:word" xmlns:w="http://schemas.openxmlformats.org/wordprocessingml/2006/main" xmlns:w14="http://schemas.microsoft.com/office/word/2010/wordml" xmlns:w15="http://schemas.microsoft.com/office/word/2012/wordml" xmlns:w16cex="http://schemas.microsoft.com/office/word/2018/wordml/cex" xmlns:w16cid="http://schemas.microsoft.com/office/word/2016/wordml/cid" xmlns:w16="http://schemas.microsoft.com/office/word/2018/wordml" xmlns:w16sdtdh="http://schemas.microsoft.com/office/word/2020/wordml/sdtdatahash" xmlns:w16se="http://schemas.microsoft.com/office/word/2015/wordml/symex" xmlns:wpg="http://schemas.microsoft.com/office/word/2010/wordprocessingGroup" xmlns:wpi="http://schemas.microsoft.com/office/word/2010/wordprocessingInk" xmlns:wne="http://schemas.microsoft.com/office/word/2006/wordml" xmlns:wps="http://schemas.microsoft.com/office/word/2010/wordprocessingShape" mc:Ignorable="w14 w15 w16se w16cid w16 w16cex w16sdtdh wp14">
+<w:footnotes xmlns:wpc="http://schemas.microsoft.com/office/word/2010/wordprocessingCanvas" xmlns:cx="http://schemas.microsoft.com/office/drawing/2014/chartex" xmlns:cx1="http://schemas.microsoft.com/office/drawing/2015/9/8/chartex" xmlns:cx2="http://schemas.microsoft.com/office/drawing/2015/10/21/chartex" xmlns:cx3="http://schemas.microsoft.com/office/drawing/2016/5/9/chartex" xmlns:cx4="http://schemas.microsoft.com/office/drawing/2016/5/10/chartex" xmlns:cx5="http://schemas.microsoft.com/office/drawing/2016/5/11/chartex" xmlns:cx6="http://schemas.microsoft.com/office/drawing/2016/5/12/chartex" xmlns:cx7="http://schemas.microsoft.com/office/drawing/2016/5/13/chartex" xmlns:cx8="http://schemas.microsoft.com/office/drawing/2016/5/14/chartex" xmlns:mc="http://schemas.openxmlformats.org/markup-compatibility/2006" xmlns:aink="http://schemas.microsoft.com/office/drawing/2016/ink" xmlns:am3d="http://schemas.microsoft.com/office/drawing/2017/model3d" xmlns:o="urn:schemas-microsoft-com:office:office" xmlns:oel="http://schemas.microsoft.com/office/2019/extlst" xmlns:r="http://schemas.openxmlformats.org/officeDocument/2006/relationships" xmlns:m="http://schemas.openxmlformats.org/officeDocument/2006/math" xmlns:v="urn:schemas-microsoft-com:vml" xmlns:wp14="http://schemas.microsoft.com/office/word/2010/wordprocessingDrawing" xmlns:wp="http://schemas.openxmlformats.org/drawingml/2006/wordprocessingDrawing" xmlns:w10="urn:schemas-microsoft-com:office:word" xmlns:w="http://schemas.openxmlformats.org/wordprocessingml/2006/main" xmlns:w14="http://schemas.microsoft.com/office/word/2010/wordml" xmlns:w15="http://schemas.microsoft.com/office/word/2012/wordml" xmlns:w16cex="http://schemas.microsoft.com/office/word/2018/wordml/cex" xmlns:w16cid="http://schemas.microsoft.com/office/word/2016/wordml/cid" xmlns:w16="http://schemas.microsoft.com/office/word/2018/wordml" xmlns:w16du="http://schemas.microsoft.com/office/word/2023/wordml/word16du" xmlns:w16sdtdh="http://schemas.microsoft.com/office/word/2020/wordml/sdtdatahash" xmlns:w16sdtfl="http://schemas.microsoft.com/office/word/2024/wordml/sdtformatlock" xmlns:w16se="http://schemas.microsoft.com/office/word/2015/wordml/symex" xmlns:wpg="http://schemas.microsoft.com/office/word/2010/wordprocessingGroup" xmlns:wpi="http://schemas.microsoft.com/office/word/2010/wordprocessingInk" xmlns:wne="http://schemas.microsoft.com/office/word/2006/wordml" xmlns:wps="http://schemas.microsoft.com/office/word/2010/wordprocessingShape" mc:Ignorable="w14 w15 w16se w16cid w16 w16cex w16sdtdh w16sdtfl w16du wp14">
   <w:footnote w:type="separator" w:id="-1">
     <w:p>
       <w:pPr>
@@ -2904,7 +2993,7 @@
 </file>
 
 <file path=word/header1.xml><?xml version="1.0" encoding="utf-8"?>
-<w:hdr xmlns:wpc="http://schemas.microsoft.com/office/word/2010/wordprocessingCanvas" xmlns:cx="http://schemas.microsoft.com/office/drawing/2014/chartex" xmlns:cx1="http://schemas.microsoft.com/office/drawing/2015/9/8/chartex" xmlns:cx2="http://schemas.microsoft.com/office/drawing/2015/10/21/chartex" xmlns:cx3="http://schemas.microsoft.com/office/drawing/2016/5/9/chartex" xmlns:cx4="http://schemas.microsoft.com/office/drawing/2016/5/10/chartex" xmlns:cx5="http://schemas.microsoft.com/office/drawing/2016/5/11/chartex" xmlns:cx6="http://schemas.microsoft.com/office/drawing/2016/5/12/chartex" xmlns:cx7="http://schemas.microsoft.com/office/drawing/2016/5/13/chartex" xmlns:cx8="http://schemas.microsoft.com/office/drawing/2016/5/14/chartex" xmlns:mc="http://schemas.openxmlformats.org/markup-compatibility/2006" xmlns:aink="http://schemas.microsoft.com/office/drawing/2016/ink" xmlns:am3d="http://schemas.microsoft.com/office/drawing/2017/model3d" xmlns:o="urn:schemas-microsoft-com:office:office" xmlns:r="http://schemas.openxmlformats.org/officeDocument/2006/relationships" xmlns:m="http://schemas.openxmlformats.org/officeDocument/2006/math" xmlns:v="urn:schemas-microsoft-com:vml" xmlns:wp14="http://schemas.microsoft.com/office/word/2010/wordprocessingDrawing" xmlns:wp="http://schemas.openxmlformats.org/drawingml/2006/wordprocessingDrawing" xmlns:w10="urn:schemas-microsoft-com:office:word" xmlns:w="http://schemas.openxmlformats.org/wordprocessingml/2006/main" xmlns:w14="http://schemas.microsoft.com/office/word/2010/wordml" xmlns:w15="http://schemas.microsoft.com/office/word/2012/wordml" xmlns:w16cex="http://schemas.microsoft.com/office/word/2018/wordml/cex" xmlns:w16cid="http://schemas.microsoft.com/office/word/2016/wordml/cid" xmlns:w16="http://schemas.microsoft.com/office/word/2018/wordml" xmlns:w16sdtdh="http://schemas.microsoft.com/office/word/2020/wordml/sdtdatahash" xmlns:w16se="http://schemas.microsoft.com/office/word/2015/wordml/symex" xmlns:wpg="http://schemas.microsoft.com/office/word/2010/wordprocessingGroup" xmlns:wpi="http://schemas.microsoft.com/office/word/2010/wordprocessingInk" xmlns:wne="http://schemas.microsoft.com/office/word/2006/wordml" xmlns:wps="http://schemas.microsoft.com/office/word/2010/wordprocessingShape" mc:Ignorable="w14 w15 w16se w16cid w16 w16cex w16sdtdh wp14">
+<w:hdr xmlns:wpc="http://schemas.microsoft.com/office/word/2010/wordprocessingCanvas" xmlns:cx="http://schemas.microsoft.com/office/drawing/2014/chartex" xmlns:cx1="http://schemas.microsoft.com/office/drawing/2015/9/8/chartex" xmlns:cx2="http://schemas.microsoft.com/office/drawing/2015/10/21/chartex" xmlns:cx3="http://schemas.microsoft.com/office/drawing/2016/5/9/chartex" xmlns:cx4="http://schemas.microsoft.com/office/drawing/2016/5/10/chartex" xmlns:cx5="http://schemas.microsoft.com/office/drawing/2016/5/11/chartex" xmlns:cx6="http://schemas.microsoft.com/office/drawing/2016/5/12/chartex" xmlns:cx7="http://schemas.microsoft.com/office/drawing/2016/5/13/chartex" xmlns:cx8="http://schemas.microsoft.com/office/drawing/2016/5/14/chartex" xmlns:mc="http://schemas.openxmlformats.org/markup-compatibility/2006" xmlns:aink="http://schemas.microsoft.com/office/drawing/2016/ink" xmlns:am3d="http://schemas.microsoft.com/office/drawing/2017/model3d" xmlns:o="urn:schemas-microsoft-com:office:office" xmlns:oel="http://schemas.microsoft.com/office/2019/extlst" xmlns:r="http://schemas.openxmlformats.org/officeDocument/2006/relationships" xmlns:m="http://schemas.openxmlformats.org/officeDocument/2006/math" xmlns:v="urn:schemas-microsoft-com:vml" xmlns:wp14="http://schemas.microsoft.com/office/word/2010/wordprocessingDrawing" xmlns:wp="http://schemas.openxmlformats.org/drawingml/2006/wordprocessingDrawing" xmlns:w10="urn:schemas-microsoft-com:office:word" xmlns:w="http://schemas.openxmlformats.org/wordprocessingml/2006/main" xmlns:w14="http://schemas.microsoft.com/office/word/2010/wordml" xmlns:w15="http://schemas.microsoft.com/office/word/2012/wordml" xmlns:w16cex="http://schemas.microsoft.com/office/word/2018/wordml/cex" xmlns:w16cid="http://schemas.microsoft.com/office/word/2016/wordml/cid" xmlns:w16="http://schemas.microsoft.com/office/word/2018/wordml" xmlns:w16du="http://schemas.microsoft.com/office/word/2023/wordml/word16du" xmlns:w16sdtdh="http://schemas.microsoft.com/office/word/2020/wordml/sdtdatahash" xmlns:w16sdtfl="http://schemas.microsoft.com/office/word/2024/wordml/sdtformatlock" xmlns:w16se="http://schemas.microsoft.com/office/word/2015/wordml/symex" xmlns:wpg="http://schemas.microsoft.com/office/word/2010/wordprocessingGroup" xmlns:wpi="http://schemas.microsoft.com/office/word/2010/wordprocessingInk" xmlns:wne="http://schemas.microsoft.com/office/word/2006/wordml" xmlns:wps="http://schemas.microsoft.com/office/word/2010/wordprocessingShape" mc:Ignorable="w14 w15 w16se w16cid w16 w16cex w16sdtdh w16sdtfl w16du wp14">
   <w:p>
     <w:pPr>
       <w:pBdr>
@@ -2935,7 +3024,7 @@
 </file>
 
 <file path=word/header2.xml><?xml version="1.0" encoding="utf-8"?>
-<w:hdr xmlns:wpc="http://schemas.microsoft.com/office/word/2010/wordprocessingCanvas" xmlns:cx="http://schemas.microsoft.com/office/drawing/2014/chartex" xmlns:cx1="http://schemas.microsoft.com/office/drawing/2015/9/8/chartex" xmlns:cx2="http://schemas.microsoft.com/office/drawing/2015/10/21/chartex" xmlns:cx3="http://schemas.microsoft.com/office/drawing/2016/5/9/chartex" xmlns:cx4="http://schemas.microsoft.com/office/drawing/2016/5/10/chartex" xmlns:cx5="http://schemas.microsoft.com/office/drawing/2016/5/11/chartex" xmlns:cx6="http://schemas.microsoft.com/office/drawing/2016/5/12/chartex" xmlns:cx7="http://schemas.microsoft.com/office/drawing/2016/5/13/chartex" xmlns:cx8="http://schemas.microsoft.com/office/drawing/2016/5/14/chartex" xmlns:mc="http://schemas.openxmlformats.org/markup-compatibility/2006" xmlns:aink="http://schemas.microsoft.com/office/drawing/2016/ink" xmlns:am3d="http://schemas.microsoft.com/office/drawing/2017/model3d" xmlns:o="urn:schemas-microsoft-com:office:office" xmlns:r="http://schemas.openxmlformats.org/officeDocument/2006/relationships" xmlns:m="http://schemas.openxmlformats.org/officeDocument/2006/math" xmlns:v="urn:schemas-microsoft-com:vml" xmlns:wp14="http://schemas.microsoft.com/office/word/2010/wordprocessingDrawing" xmlns:wp="http://schemas.openxmlformats.org/drawingml/2006/wordprocessingDrawing" xmlns:w10="urn:schemas-microsoft-com:office:word" xmlns:w="http://schemas.openxmlformats.org/wordprocessingml/2006/main" xmlns:w14="http://schemas.microsoft.com/office/word/2010/wordml" xmlns:w15="http://schemas.microsoft.com/office/word/2012/wordml" xmlns:w16cex="http://schemas.microsoft.com/office/word/2018/wordml/cex" xmlns:w16cid="http://schemas.microsoft.com/office/word/2016/wordml/cid" xmlns:w16="http://schemas.microsoft.com/office/word/2018/wordml" xmlns:w16sdtdh="http://schemas.microsoft.com/office/word/2020/wordml/sdtdatahash" xmlns:w16se="http://schemas.microsoft.com/office/word/2015/wordml/symex" xmlns:wpg="http://schemas.microsoft.com/office/word/2010/wordprocessingGroup" xmlns:wpi="http://schemas.microsoft.com/office/word/2010/wordprocessingInk" xmlns:wne="http://schemas.microsoft.com/office/word/2006/wordml" xmlns:wps="http://schemas.microsoft.com/office/word/2010/wordprocessingShape" mc:Ignorable="w14 w15 w16se w16cid w16 w16cex w16sdtdh wp14">
+<w:hdr xmlns:wpc="http://schemas.microsoft.com/office/word/2010/wordprocessingCanvas" xmlns:cx="http://schemas.microsoft.com/office/drawing/2014/chartex" xmlns:cx1="http://schemas.microsoft.com/office/drawing/2015/9/8/chartex" xmlns:cx2="http://schemas.microsoft.com/office/drawing/2015/10/21/chartex" xmlns:cx3="http://schemas.microsoft.com/office/drawing/2016/5/9/chartex" xmlns:cx4="http://schemas.microsoft.com/office/drawing/2016/5/10/chartex" xmlns:cx5="http://schemas.microsoft.com/office/drawing/2016/5/11/chartex" xmlns:cx6="http://schemas.microsoft.com/office/drawing/2016/5/12/chartex" xmlns:cx7="http://schemas.microsoft.com/office/drawing/2016/5/13/chartex" xmlns:cx8="http://schemas.microsoft.com/office/drawing/2016/5/14/chartex" xmlns:mc="http://schemas.openxmlformats.org/markup-compatibility/2006" xmlns:aink="http://schemas.microsoft.com/office/drawing/2016/ink" xmlns:am3d="http://schemas.microsoft.com/office/drawing/2017/model3d" xmlns:o="urn:schemas-microsoft-com:office:office" xmlns:oel="http://schemas.microsoft.com/office/2019/extlst" xmlns:r="http://schemas.openxmlformats.org/officeDocument/2006/relationships" xmlns:m="http://schemas.openxmlformats.org/officeDocument/2006/math" xmlns:v="urn:schemas-microsoft-com:vml" xmlns:wp14="http://schemas.microsoft.com/office/word/2010/wordprocessingDrawing" xmlns:wp="http://schemas.openxmlformats.org/drawingml/2006/wordprocessingDrawing" xmlns:w10="urn:schemas-microsoft-com:office:word" xmlns:w="http://schemas.openxmlformats.org/wordprocessingml/2006/main" xmlns:w14="http://schemas.microsoft.com/office/word/2010/wordml" xmlns:w15="http://schemas.microsoft.com/office/word/2012/wordml" xmlns:w16cex="http://schemas.microsoft.com/office/word/2018/wordml/cex" xmlns:w16cid="http://schemas.microsoft.com/office/word/2016/wordml/cid" xmlns:w16="http://schemas.microsoft.com/office/word/2018/wordml" xmlns:w16du="http://schemas.microsoft.com/office/word/2023/wordml/word16du" xmlns:w16sdtdh="http://schemas.microsoft.com/office/word/2020/wordml/sdtdatahash" xmlns:w16sdtfl="http://schemas.microsoft.com/office/word/2024/wordml/sdtformatlock" xmlns:w16se="http://schemas.microsoft.com/office/word/2015/wordml/symex" xmlns:wpg="http://schemas.microsoft.com/office/word/2010/wordprocessingGroup" xmlns:wpi="http://schemas.microsoft.com/office/word/2010/wordprocessingInk" xmlns:wne="http://schemas.microsoft.com/office/word/2006/wordml" xmlns:wps="http://schemas.microsoft.com/office/word/2010/wordprocessingShape" mc:Ignorable="w14 w15 w16se w16cid w16 w16cex w16sdtdh w16sdtfl w16du wp14">
   <w:p>
     <w:pPr>
       <w:pBdr>
@@ -3041,7 +3130,7 @@
 </file>
 
 <file path=word/numbering.xml><?xml version="1.0" encoding="utf-8"?>
-<w:numbering xmlns:wpc="http://schemas.microsoft.com/office/word/2010/wordprocessingCanvas" xmlns:cx="http://schemas.microsoft.com/office/drawing/2014/chartex" xmlns:cx1="http://schemas.microsoft.com/office/drawing/2015/9/8/chartex" xmlns:cx2="http://schemas.microsoft.com/office/drawing/2015/10/21/chartex" xmlns:cx3="http://schemas.microsoft.com/office/drawing/2016/5/9/chartex" xmlns:cx4="http://schemas.microsoft.com/office/drawing/2016/5/10/chartex" xmlns:cx5="http://schemas.microsoft.com/office/drawing/2016/5/11/chartex" xmlns:cx6="http://schemas.microsoft.com/office/drawing/2016/5/12/chartex" xmlns:cx7="http://schemas.microsoft.com/office/drawing/2016/5/13/chartex" xmlns:cx8="http://schemas.microsoft.com/office/drawing/2016/5/14/chartex" xmlns:mc="http://schemas.openxmlformats.org/markup-compatibility/2006" xmlns:aink="http://schemas.microsoft.com/office/drawing/2016/ink" xmlns:am3d="http://schemas.microsoft.com/office/drawing/2017/model3d" xmlns:o="urn:schemas-microsoft-com:office:office" xmlns:r="http://schemas.openxmlformats.org/officeDocument/2006/relationships" xmlns:m="http://schemas.openxmlformats.org/officeDocument/2006/math" xmlns:v="urn:schemas-microsoft-com:vml" xmlns:wp14="http://schemas.microsoft.com/office/word/2010/wordprocessingDrawing" xmlns:wp="http://schemas.openxmlformats.org/drawingml/2006/wordprocessingDrawing" xmlns:w10="urn:schemas-microsoft-com:office:word" xmlns:w="http://schemas.openxmlformats.org/wordprocessingml/2006/main" xmlns:w14="http://schemas.microsoft.com/office/word/2010/wordml" xmlns:w15="http://schemas.microsoft.com/office/word/2012/wordml" xmlns:w16cex="http://schemas.microsoft.com/office/word/2018/wordml/cex" xmlns:w16cid="http://schemas.microsoft.com/office/word/2016/wordml/cid" xmlns:w16="http://schemas.microsoft.com/office/word/2018/wordml" xmlns:w16sdtdh="http://schemas.microsoft.com/office/word/2020/wordml/sdtdatahash" xmlns:w16se="http://schemas.microsoft.com/office/word/2015/wordml/symex" xmlns:wpg="http://schemas.microsoft.com/office/word/2010/wordprocessingGroup" xmlns:wpi="http://schemas.microsoft.com/office/word/2010/wordprocessingInk" xmlns:wne="http://schemas.microsoft.com/office/word/2006/wordml" xmlns:wps="http://schemas.microsoft.com/office/word/2010/wordprocessingShape" mc:Ignorable="w14 w15 w16se w16cid w16 w16cex w16sdtdh wp14">
+<w:numbering xmlns:wpc="http://schemas.microsoft.com/office/word/2010/wordprocessingCanvas" xmlns:cx="http://schemas.microsoft.com/office/drawing/2014/chartex" xmlns:cx1="http://schemas.microsoft.com/office/drawing/2015/9/8/chartex" xmlns:cx2="http://schemas.microsoft.com/office/drawing/2015/10/21/chartex" xmlns:cx3="http://schemas.microsoft.com/office/drawing/2016/5/9/chartex" xmlns:cx4="http://schemas.microsoft.com/office/drawing/2016/5/10/chartex" xmlns:cx5="http://schemas.microsoft.com/office/drawing/2016/5/11/chartex" xmlns:cx6="http://schemas.microsoft.com/office/drawing/2016/5/12/chartex" xmlns:cx7="http://schemas.microsoft.com/office/drawing/2016/5/13/chartex" xmlns:cx8="http://schemas.microsoft.com/office/drawing/2016/5/14/chartex" xmlns:mc="http://schemas.openxmlformats.org/markup-compatibility/2006" xmlns:aink="http://schemas.microsoft.com/office/drawing/2016/ink" xmlns:am3d="http://schemas.microsoft.com/office/drawing/2017/model3d" xmlns:o="urn:schemas-microsoft-com:office:office" xmlns:oel="http://schemas.microsoft.com/office/2019/extlst" xmlns:r="http://schemas.openxmlformats.org/officeDocument/2006/relationships" xmlns:m="http://schemas.openxmlformats.org/officeDocument/2006/math" xmlns:v="urn:schemas-microsoft-com:vml" xmlns:wp14="http://schemas.microsoft.com/office/word/2010/wordprocessingDrawing" xmlns:wp="http://schemas.openxmlformats.org/drawingml/2006/wordprocessingDrawing" xmlns:w10="urn:schemas-microsoft-com:office:word" xmlns:w="http://schemas.openxmlformats.org/wordprocessingml/2006/main" xmlns:w14="http://schemas.microsoft.com/office/word/2010/wordml" xmlns:w15="http://schemas.microsoft.com/office/word/2012/wordml" xmlns:w16cex="http://schemas.microsoft.com/office/word/2018/wordml/cex" xmlns:w16cid="http://schemas.microsoft.com/office/word/2016/wordml/cid" xmlns:w16="http://schemas.microsoft.com/office/word/2018/wordml" xmlns:w16du="http://schemas.microsoft.com/office/word/2023/wordml/word16du" xmlns:w16sdtdh="http://schemas.microsoft.com/office/word/2020/wordml/sdtdatahash" xmlns:w16sdtfl="http://schemas.microsoft.com/office/word/2024/wordml/sdtformatlock" xmlns:w16se="http://schemas.microsoft.com/office/word/2015/wordml/symex" xmlns:wpg="http://schemas.microsoft.com/office/word/2010/wordprocessingGroup" xmlns:wpi="http://schemas.microsoft.com/office/word/2010/wordprocessingInk" xmlns:wne="http://schemas.microsoft.com/office/word/2006/wordml" xmlns:wps="http://schemas.microsoft.com/office/word/2010/wordprocessingShape" mc:Ignorable="w14 w15 w16se w16cid w16 w16cex w16sdtdh w16sdtfl w16du wp14">
   <w:abstractNum w:abstractNumId="0" w15:restartNumberingAfterBreak="0">
     <w:nsid w:val="07D82378"/>
     <w:multiLevelType w:val="multilevel"/>
@@ -3831,32 +3920,32 @@
       </w:rPr>
     </w:lvl>
   </w:abstractNum>
-  <w:num w:numId="1">
+  <w:num w:numId="1" w16cid:durableId="942567647">
     <w:abstractNumId w:val="6"/>
   </w:num>
-  <w:num w:numId="2">
+  <w:num w:numId="2" w16cid:durableId="1506744666">
     <w:abstractNumId w:val="3"/>
   </w:num>
-  <w:num w:numId="3">
+  <w:num w:numId="3" w16cid:durableId="1094476317">
     <w:abstractNumId w:val="1"/>
   </w:num>
-  <w:num w:numId="4">
+  <w:num w:numId="4" w16cid:durableId="293869844">
     <w:abstractNumId w:val="0"/>
   </w:num>
-  <w:num w:numId="5">
+  <w:num w:numId="5" w16cid:durableId="1697660732">
     <w:abstractNumId w:val="5"/>
   </w:num>
-  <w:num w:numId="6">
+  <w:num w:numId="6" w16cid:durableId="1755277330">
     <w:abstractNumId w:val="4"/>
   </w:num>
-  <w:num w:numId="7">
+  <w:num w:numId="7" w16cid:durableId="832450187">
     <w:abstractNumId w:val="2"/>
   </w:num>
 </w:numbering>
 </file>
 
 <file path=word/styles.xml><?xml version="1.0" encoding="utf-8"?>
-<w:styles xmlns:mc="http://schemas.openxmlformats.org/markup-compatibility/2006" xmlns:r="http://schemas.openxmlformats.org/officeDocument/2006/relationships" xmlns:w="http://schemas.openxmlformats.org/wordprocessingml/2006/main" xmlns:w14="http://schemas.microsoft.com/office/word/2010/wordml" xmlns:w15="http://schemas.microsoft.com/office/word/2012/wordml" xmlns:w16cex="http://schemas.microsoft.com/office/word/2018/wordml/cex" xmlns:w16cid="http://schemas.microsoft.com/office/word/2016/wordml/cid" xmlns:w16="http://schemas.microsoft.com/office/word/2018/wordml" xmlns:w16sdtdh="http://schemas.microsoft.com/office/word/2020/wordml/sdtdatahash" xmlns:w16se="http://schemas.microsoft.com/office/word/2015/wordml/symex" mc:Ignorable="w14 w15 w16se w16cid w16 w16cex w16sdtdh">
+<w:styles xmlns:mc="http://schemas.openxmlformats.org/markup-compatibility/2006" xmlns:r="http://schemas.openxmlformats.org/officeDocument/2006/relationships" xmlns:w="http://schemas.openxmlformats.org/wordprocessingml/2006/main" xmlns:w14="http://schemas.microsoft.com/office/word/2010/wordml" xmlns:w15="http://schemas.microsoft.com/office/word/2012/wordml" xmlns:w16cex="http://schemas.microsoft.com/office/word/2018/wordml/cex" xmlns:w16cid="http://schemas.microsoft.com/office/word/2016/wordml/cid" xmlns:w16="http://schemas.microsoft.com/office/word/2018/wordml" xmlns:w16du="http://schemas.microsoft.com/office/word/2023/wordml/word16du" xmlns:w16sdtdh="http://schemas.microsoft.com/office/word/2020/wordml/sdtdatahash" xmlns:w16sdtfl="http://schemas.microsoft.com/office/word/2024/wordml/sdtformatlock" xmlns:w16se="http://schemas.microsoft.com/office/word/2015/wordml/symex" mc:Ignorable="w14 w15 w16se w16cid w16 w16cex w16sdtdh w16sdtfl w16du">
   <w:docDefaults>
     <w:rPrDefault>
       <w:rPr>
@@ -4835,12 +4924,21 @@
 </file>
 
 <file path=customXml/item1.xml><?xml version="1.0" encoding="utf-8"?>
+<?mso-contentType ?>
+<FormTemplates xmlns="http://schemas.microsoft.com/sharepoint/v3/contenttype/forms">
+  <Display>DocumentLibraryForm</Display>
+  <Edit>DocumentLibraryForm</Edit>
+  <New>DocumentLibraryForm</New>
+</FormTemplates>
+</file>
+
+<file path=customXml/item2.xml><?xml version="1.0" encoding="utf-8"?>
 <go:gDocsCustomXmlDataStorage xmlns:go="http://customooxmlschemas.google.com/" xmlns:r="http://schemas.openxmlformats.org/officeDocument/2006/relationships" uri="GoogleDocsCustomDataVersion2">
   <go:docsCustomData xmlns:go="http://customooxmlschemas.google.com/" roundtripDataSignature="AMtx7mgkp2sjlA9fPeund3Tslx9DwTmgqQ==">CgMxLjAyCWguM3pueXNoNzIJaC4zMGowemxsOAByITExNTcwVml0VlJsbFFod1JqYVJMZ1dBX0MxVm8yYnhrTQ==</go:docsCustomData>
 </go:gDocsCustomXmlDataStorage>
 </file>
 
-<file path=customXml/item2.xml><?xml version="1.0" encoding="utf-8"?>
+<file path=customXml/item3.xml><?xml version="1.0" encoding="utf-8"?>
 <ct:contentTypeSchema xmlns:ct="http://schemas.microsoft.com/office/2006/metadata/contentType" xmlns:ma="http://schemas.microsoft.com/office/2006/metadata/properties/metaAttributes" ct:_="" ma:_="" ma:contentTypeName="Document" ma:contentTypeID="0x0101007EBE30EA42030B49ADCA4D36180F08CA" ma:contentTypeVersion="1" ma:contentTypeDescription="Create a new document." ma:contentTypeScope="" ma:versionID="069d7360f2950faea9ee0b7803373fdc">
   <xsd:schema xmlns:xsd="http://www.w3.org/2001/XMLSchema" xmlns:xs="http://www.w3.org/2001/XMLSchema" xmlns:p="http://schemas.microsoft.com/office/2006/metadata/properties" xmlns:ns2="e47690da-e7a8-489a-9d8b-bd01125a2613" targetNamespace="http://schemas.microsoft.com/office/2006/metadata/properties" ma:root="true" ma:fieldsID="4ba6e939524e23a413922d2ce78d0c11" ns2:_="">
     <xsd:import namespace="e47690da-e7a8-489a-9d8b-bd01125a2613"/>
@@ -4966,15 +5064,6 @@
 </ct:contentTypeSchema>
 </file>
 
-<file path=customXml/item3.xml><?xml version="1.0" encoding="utf-8"?>
-<?mso-contentType ?>
-<FormTemplates xmlns="http://schemas.microsoft.com/sharepoint/v3/contenttype/forms">
-  <Display>DocumentLibraryForm</Display>
-  <Edit>DocumentLibraryForm</Edit>
-  <New>DocumentLibraryForm</New>
-</FormTemplates>
-</file>
-
 <file path=customXml/item4.xml><?xml version="1.0" encoding="utf-8"?>
 <p:properties xmlns:p="http://schemas.microsoft.com/office/2006/metadata/properties" xmlns:xsi="http://www.w3.org/2001/XMLSchema-instance" xmlns:pc="http://schemas.microsoft.com/office/infopath/2007/PartnerControls">
   <documentManagement>
@@ -4984,6 +5073,14 @@
 </file>
 
 <file path=customXml/itemProps1.xml><?xml version="1.0" encoding="utf-8"?>
+<ds:datastoreItem xmlns:ds="http://schemas.openxmlformats.org/officeDocument/2006/customXml" ds:itemID="{7F077847-289B-4600-9DED-650F4E9A1A77}">
+  <ds:schemaRefs>
+    <ds:schemaRef ds:uri="http://schemas.microsoft.com/sharepoint/v3/contenttype/forms"/>
+  </ds:schemaRefs>
+</ds:datastoreItem>
+</file>
+
+<file path=customXml/itemProps2.xml><?xml version="1.0" encoding="utf-8"?>
 <ds:datastoreItem xmlns:ds="http://schemas.openxmlformats.org/officeDocument/2006/customXml" ds:itemID="{11111111-1234-1234-1234-123412341234}">
   <ds:schemaRefs>
     <ds:schemaRef ds:uri="http://customooxmlschemas.google.com/"/>
@@ -4992,14 +5089,30 @@
 </ds:datastoreItem>
 </file>
 
-<file path=customXml/itemProps2.xml><?xml version="1.0" encoding="utf-8"?>
-<ds:datastoreItem xmlns:ds="http://schemas.openxmlformats.org/officeDocument/2006/customXml" ds:itemID="{F31B8295-BE94-4F59-A916-1ED1AC624253}"/>
-</file>
-
 <file path=customXml/itemProps3.xml><?xml version="1.0" encoding="utf-8"?>
-<ds:datastoreItem xmlns:ds="http://schemas.openxmlformats.org/officeDocument/2006/customXml" ds:itemID="{7F077847-289B-4600-9DED-650F4E9A1A77}"/>
+<ds:datastoreItem xmlns:ds="http://schemas.openxmlformats.org/officeDocument/2006/customXml" ds:itemID="{F31B8295-BE94-4F59-A916-1ED1AC624253}">
+  <ds:schemaRefs>
+    <ds:schemaRef ds:uri="http://schemas.microsoft.com/office/2006/metadata/contentType"/>
+    <ds:schemaRef ds:uri="http://schemas.microsoft.com/office/2006/metadata/properties/metaAttributes"/>
+    <ds:schemaRef ds:uri="http://www.w3.org/2001/XMLSchema"/>
+    <ds:schemaRef ds:uri="http://schemas.microsoft.com/office/2006/metadata/properties"/>
+    <ds:schemaRef ds:uri="e47690da-e7a8-489a-9d8b-bd01125a2613"/>
+    <ds:schemaRef ds:uri="http://schemas.microsoft.com/office/2006/documentManagement/types"/>
+    <ds:schemaRef ds:uri="http://schemas.microsoft.com/office/infopath/2007/PartnerControls"/>
+    <ds:schemaRef ds:uri="http://schemas.openxmlformats.org/package/2006/metadata/core-properties"/>
+    <ds:schemaRef ds:uri="http://purl.org/dc/elements/1.1/"/>
+    <ds:schemaRef ds:uri="http://purl.org/dc/terms/"/>
+    <ds:schemaRef ds:uri="http://schemas.microsoft.com/internal/obd"/>
+  </ds:schemaRefs>
+</ds:datastoreItem>
 </file>
 
 <file path=customXml/itemProps4.xml><?xml version="1.0" encoding="utf-8"?>
-<ds:datastoreItem xmlns:ds="http://schemas.openxmlformats.org/officeDocument/2006/customXml" ds:itemID="{76E9A7EF-9BFC-4F2E-9F25-FF0F7DF0B608}"/>
+<ds:datastoreItem xmlns:ds="http://schemas.openxmlformats.org/officeDocument/2006/customXml" ds:itemID="{76E9A7EF-9BFC-4F2E-9F25-FF0F7DF0B608}">
+  <ds:schemaRefs>
+    <ds:schemaRef ds:uri="http://schemas.microsoft.com/office/2006/metadata/properties"/>
+    <ds:schemaRef ds:uri="http://schemas.microsoft.com/office/infopath/2007/PartnerControls"/>
+    <ds:schemaRef ds:uri="e47690da-e7a8-489a-9d8b-bd01125a2613"/>
+  </ds:schemaRefs>
+</ds:datastoreItem>
 </file>